--- a/Base de datos/UD09 - Combinación de tablas y unión de consultas/Ensayo Examen/práctica para examen.docx
+++ b/Base de datos/UD09 - Combinación de tablas y unión de consultas/Ensayo Examen/práctica para examen.docx
@@ -1,6 +1,6 @@
 
 <file path=word/document.xml><?xml version="1.0" encoding="utf-8"?>
-<w:document xmlns:wpc="http://schemas.microsoft.com/office/word/2010/wordprocessingCanvas" xmlns:cx="http://schemas.microsoft.com/office/drawing/2014/chartex" xmlns:cx1="http://schemas.microsoft.com/office/drawing/2015/9/8/chartex" xmlns:mc="http://schemas.openxmlformats.org/markup-compatibility/2006" xmlns:o="urn:schemas-microsoft-com:office:office" xmlns:r="http://schemas.openxmlformats.org/officeDocument/2006/relationships" xmlns:m="http://schemas.openxmlformats.org/officeDocument/2006/math" xmlns:v="urn:schemas-microsoft-com:vml" xmlns:wp14="http://schemas.microsoft.com/office/word/2010/wordprocessingDrawing" xmlns:wp="http://schemas.openxmlformats.org/drawingml/2006/wordprocessingDrawing" xmlns:w10="urn:schemas-microsoft-com:office:word" xmlns:w="http://schemas.openxmlformats.org/wordprocessingml/2006/main" xmlns:w14="http://schemas.microsoft.com/office/word/2010/wordml" xmlns:w15="http://schemas.microsoft.com/office/word/2012/wordml" xmlns:w16se="http://schemas.microsoft.com/office/word/2015/wordml/symex" xmlns:wpg="http://schemas.microsoft.com/office/word/2010/wordprocessingGroup" xmlns:wpi="http://schemas.microsoft.com/office/word/2010/wordprocessingInk" xmlns:wne="http://schemas.microsoft.com/office/word/2006/wordml" xmlns:wps="http://schemas.microsoft.com/office/word/2010/wordprocessingShape" mc:Ignorable="w14 w15 w16se wp14">
+<w:document xmlns:wpc="http://schemas.microsoft.com/office/word/2010/wordprocessingCanvas" xmlns:cx="http://schemas.microsoft.com/office/drawing/2014/chartex" xmlns:cx1="http://schemas.microsoft.com/office/drawing/2015/9/8/chartex" xmlns:cx2="http://schemas.microsoft.com/office/drawing/2015/10/21/chartex" xmlns:cx3="http://schemas.microsoft.com/office/drawing/2016/5/9/chartex" xmlns:cx4="http://schemas.microsoft.com/office/drawing/2016/5/10/chartex" xmlns:cx5="http://schemas.microsoft.com/office/drawing/2016/5/11/chartex" xmlns:cx6="http://schemas.microsoft.com/office/drawing/2016/5/12/chartex" xmlns:cx7="http://schemas.microsoft.com/office/drawing/2016/5/13/chartex" xmlns:cx8="http://schemas.microsoft.com/office/drawing/2016/5/14/chartex" xmlns:mc="http://schemas.openxmlformats.org/markup-compatibility/2006" xmlns:aink="http://schemas.microsoft.com/office/drawing/2016/ink" xmlns:am3d="http://schemas.microsoft.com/office/drawing/2017/model3d" xmlns:o="urn:schemas-microsoft-com:office:office" xmlns:oel="http://schemas.microsoft.com/office/2019/extlst" xmlns:r="http://schemas.openxmlformats.org/officeDocument/2006/relationships" xmlns:m="http://schemas.openxmlformats.org/officeDocument/2006/math" xmlns:v="urn:schemas-microsoft-com:vml" xmlns:wp14="http://schemas.microsoft.com/office/word/2010/wordprocessingDrawing" xmlns:wp="http://schemas.openxmlformats.org/drawingml/2006/wordprocessingDrawing" xmlns:w10="urn:schemas-microsoft-com:office:word" xmlns:w="http://schemas.openxmlformats.org/wordprocessingml/2006/main" xmlns:w14="http://schemas.microsoft.com/office/word/2010/wordml" xmlns:w15="http://schemas.microsoft.com/office/word/2012/wordml" xmlns:w16cex="http://schemas.microsoft.com/office/word/2018/wordml/cex" xmlns:w16cid="http://schemas.microsoft.com/office/word/2016/wordml/cid" xmlns:w16="http://schemas.microsoft.com/office/word/2018/wordml" xmlns:w16sdtdh="http://schemas.microsoft.com/office/word/2020/wordml/sdtdatahash" xmlns:w16se="http://schemas.microsoft.com/office/word/2015/wordml/symex" xmlns:wpg="http://schemas.microsoft.com/office/word/2010/wordprocessingGroup" xmlns:wpi="http://schemas.microsoft.com/office/word/2010/wordprocessingInk" xmlns:wne="http://schemas.microsoft.com/office/word/2006/wordml" xmlns:wps="http://schemas.microsoft.com/office/word/2010/wordprocessingShape" mc:Ignorable="w14 w15 w16se w16cid w16 w16cex w16sdtdh wp14">
   <w:body>
     <w:p>
       <w:pPr>
@@ -14,8 +14,6 @@
           <w:szCs w:val="24"/>
         </w:rPr>
       </w:pPr>
-      <w:bookmarkStart w:id="0" w:name="_GoBack"/>
-      <w:bookmarkEnd w:id="0"/>
       <w:r>
         <w:rPr>
           <w:rFonts w:asciiTheme="minorHAnsi" w:hAnsiTheme="minorHAnsi" w:cstheme="minorHAnsi"/>
@@ -190,7 +188,7 @@
                 <v:stroke joinstyle="miter"/>
                 <v:path gradientshapeok="t" o:connecttype="rect"/>
               </v:shapetype>
-              <v:shape id="Cuadro de texto 2" o:spid="_x0000_s1026" type="#_x0000_t202" style="position:absolute;left:0;text-align:left;margin-left:-43.05pt;margin-top:.45pt;width:503.8pt;height:141.75pt;z-index:251659264;visibility:visible;mso-wrap-style:square;mso-width-percent:0;mso-height-percent:0;mso-wrap-distance-left:9pt;mso-wrap-distance-top:3.6pt;mso-wrap-distance-right:9pt;mso-wrap-distance-bottom:3.6pt;mso-position-horizontal:absolute;mso-position-horizontal-relative:text;mso-position-vertical:absolute;mso-position-vertical-relative:text;mso-width-percent:0;mso-height-percent:0;mso-width-relative:margin;mso-height-relative:margin;v-text-anchor:top" o:gfxdata="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">
+              <v:shape id="Cuadro de texto 2" o:spid="_x0000_s1026" type="#_x0000_t202" style="position:absolute;left:0;text-align:left;margin-left:-43.05pt;margin-top:.45pt;width:503.8pt;height:141.75pt;z-index:251659264;visibility:visible;mso-wrap-style:square;mso-width-percent:0;mso-height-percent:0;mso-wrap-distance-left:9pt;mso-wrap-distance-top:3.6pt;mso-wrap-distance-right:9pt;mso-wrap-distance-bottom:3.6pt;mso-position-horizontal:absolute;mso-position-horizontal-relative:text;mso-position-vertical:absolute;mso-position-vertical-relative:text;mso-width-percent:0;mso-height-percent:0;mso-width-relative:margin;mso-height-relative:margin;v-text-anchor:top" o:gfxdata="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">
                 <v:textbox>
                   <w:txbxContent>
                     <w:p>
@@ -306,139 +304,131 @@
         <w:jc w:val="both"/>
         <w:rPr>
           <w:rFonts w:asciiTheme="minorHAnsi" w:hAnsiTheme="minorHAnsi" w:cstheme="minorHAnsi"/>
-          <w:sz w:val="24"/>
-          <w:szCs w:val="24"/>
-        </w:rPr>
-      </w:pPr>
-      <w:r>
-        <w:rPr>
-          <w:rFonts w:asciiTheme="minorHAnsi" w:hAnsiTheme="minorHAnsi" w:cstheme="minorHAnsi"/>
-          <w:color w:val="auto"/>
-          <w:sz w:val="24"/>
-          <w:szCs w:val="24"/>
-        </w:rPr>
-        <w:t>1</w:t>
-      </w:r>
-      <w:r>
-        <w:rPr>
-          <w:rFonts w:asciiTheme="minorHAnsi" w:hAnsiTheme="minorHAnsi" w:cstheme="minorHAnsi"/>
-          <w:color w:val="auto"/>
-          <w:sz w:val="24"/>
-          <w:szCs w:val="24"/>
-        </w:rPr>
-        <w:t xml:space="preserve">.- Obtener </w:t>
-      </w:r>
-      <w:r>
-        <w:rPr>
-          <w:rFonts w:asciiTheme="minorHAnsi" w:hAnsiTheme="minorHAnsi" w:cstheme="minorHAnsi"/>
-          <w:color w:val="auto"/>
-          <w:sz w:val="24"/>
-          <w:szCs w:val="24"/>
-        </w:rPr>
-        <w:t>en una sola columna</w:t>
-      </w:r>
-      <w:r>
-        <w:rPr>
-          <w:rFonts w:asciiTheme="minorHAnsi" w:hAnsiTheme="minorHAnsi" w:cstheme="minorHAnsi"/>
-          <w:color w:val="auto"/>
-          <w:sz w:val="24"/>
-          <w:szCs w:val="24"/>
-        </w:rPr>
-        <w:t xml:space="preserve"> llamada </w:t>
-      </w:r>
-      <w:proofErr w:type="spellStart"/>
-      <w:r>
-        <w:rPr>
-          <w:rFonts w:asciiTheme="minorHAnsi" w:hAnsiTheme="minorHAnsi" w:cstheme="minorHAnsi"/>
-          <w:color w:val="auto"/>
-          <w:sz w:val="24"/>
-          <w:szCs w:val="24"/>
-        </w:rPr>
-        <w:t>Nombre_Completo</w:t>
-      </w:r>
-      <w:proofErr w:type="spellEnd"/>
-      <w:r>
-        <w:rPr>
-          <w:rFonts w:asciiTheme="minorHAnsi" w:hAnsiTheme="minorHAnsi" w:cstheme="minorHAnsi"/>
-          <w:color w:val="auto"/>
-          <w:sz w:val="24"/>
-          <w:szCs w:val="24"/>
-        </w:rPr>
-        <w:t xml:space="preserve"> </w:t>
-      </w:r>
-      <w:r>
-        <w:rPr>
-          <w:rFonts w:asciiTheme="minorHAnsi" w:hAnsiTheme="minorHAnsi" w:cstheme="minorHAnsi"/>
-          <w:color w:val="auto"/>
-          <w:sz w:val="24"/>
-          <w:szCs w:val="24"/>
-        </w:rPr>
-        <w:t xml:space="preserve">el nombre y los apellidos de </w:t>
-      </w:r>
-      <w:r>
-        <w:rPr>
-          <w:rFonts w:asciiTheme="minorHAnsi" w:hAnsiTheme="minorHAnsi" w:cstheme="minorHAnsi"/>
-          <w:color w:val="auto"/>
-          <w:sz w:val="24"/>
-          <w:szCs w:val="24"/>
-        </w:rPr>
-        <w:t xml:space="preserve">el o </w:t>
-      </w:r>
-      <w:r>
-        <w:rPr>
-          <w:rFonts w:asciiTheme="minorHAnsi" w:hAnsiTheme="minorHAnsi" w:cstheme="minorHAnsi"/>
-          <w:color w:val="auto"/>
-          <w:sz w:val="24"/>
-          <w:szCs w:val="24"/>
-        </w:rPr>
-        <w:t>los profesores que dan menos horas</w:t>
-      </w:r>
-      <w:r>
-        <w:rPr>
-          <w:rFonts w:asciiTheme="minorHAnsi" w:hAnsiTheme="minorHAnsi" w:cstheme="minorHAnsi"/>
-          <w:color w:val="auto"/>
-          <w:sz w:val="24"/>
-          <w:szCs w:val="24"/>
-        </w:rPr>
-        <w:t xml:space="preserve"> y cuantas horas </w:t>
-      </w:r>
-      <w:r>
-        <w:rPr>
-          <w:rFonts w:asciiTheme="minorHAnsi" w:hAnsiTheme="minorHAnsi" w:cstheme="minorHAnsi"/>
-          <w:color w:val="auto"/>
-          <w:sz w:val="24"/>
-          <w:szCs w:val="24"/>
-        </w:rPr>
-        <w:t>son</w:t>
-      </w:r>
-      <w:r>
-        <w:rPr>
-          <w:rFonts w:asciiTheme="minorHAnsi" w:hAnsiTheme="minorHAnsi" w:cstheme="minorHAnsi"/>
-          <w:color w:val="auto"/>
-          <w:sz w:val="24"/>
-          <w:szCs w:val="24"/>
-        </w:rPr>
-        <w:t>.</w:t>
-      </w:r>
-      <w:r>
-        <w:rPr>
-          <w:rFonts w:asciiTheme="minorHAnsi" w:hAnsiTheme="minorHAnsi" w:cstheme="minorHAnsi"/>
-          <w:color w:val="auto"/>
-          <w:sz w:val="24"/>
-          <w:szCs w:val="24"/>
-        </w:rPr>
-        <w:t xml:space="preserve"> </w:t>
-      </w:r>
-      <w:r>
-        <w:rPr>
-          <w:rFonts w:asciiTheme="minorHAnsi" w:hAnsiTheme="minorHAnsi" w:cstheme="minorHAnsi"/>
           <w:b/>
           <w:bCs/>
           <w:color w:val="auto"/>
           <w:sz w:val="24"/>
           <w:szCs w:val="24"/>
         </w:rPr>
-        <w:t>(1</w:t>
+      </w:pPr>
+      <w:r>
+        <w:rPr>
+          <w:rFonts w:asciiTheme="minorHAnsi" w:hAnsiTheme="minorHAnsi" w:cstheme="minorHAnsi"/>
+          <w:color w:val="auto"/>
+          <w:sz w:val="24"/>
+          <w:szCs w:val="24"/>
+        </w:rPr>
+        <w:t>1</w:t>
+      </w:r>
+      <w:r>
+        <w:rPr>
+          <w:rFonts w:asciiTheme="minorHAnsi" w:hAnsiTheme="minorHAnsi" w:cstheme="minorHAnsi"/>
+          <w:color w:val="auto"/>
+          <w:sz w:val="24"/>
+          <w:szCs w:val="24"/>
+        </w:rPr>
+        <w:t xml:space="preserve">.- Obtener </w:t>
+      </w:r>
+      <w:r>
+        <w:rPr>
+          <w:rFonts w:asciiTheme="minorHAnsi" w:hAnsiTheme="minorHAnsi" w:cstheme="minorHAnsi"/>
+          <w:color w:val="auto"/>
+          <w:sz w:val="24"/>
+          <w:szCs w:val="24"/>
+        </w:rPr>
+        <w:t>en una sola columna</w:t>
+      </w:r>
+      <w:r>
+        <w:rPr>
+          <w:rFonts w:asciiTheme="minorHAnsi" w:hAnsiTheme="minorHAnsi" w:cstheme="minorHAnsi"/>
+          <w:color w:val="auto"/>
+          <w:sz w:val="24"/>
+          <w:szCs w:val="24"/>
+        </w:rPr>
+        <w:t xml:space="preserve"> llamada </w:t>
+      </w:r>
+      <w:proofErr w:type="spellStart"/>
+      <w:r>
+        <w:rPr>
+          <w:rFonts w:asciiTheme="minorHAnsi" w:hAnsiTheme="minorHAnsi" w:cstheme="minorHAnsi"/>
+          <w:color w:val="auto"/>
+          <w:sz w:val="24"/>
+          <w:szCs w:val="24"/>
+        </w:rPr>
+        <w:t>Nombre_Completo</w:t>
+      </w:r>
+      <w:proofErr w:type="spellEnd"/>
+      <w:r>
+        <w:rPr>
+          <w:rFonts w:asciiTheme="minorHAnsi" w:hAnsiTheme="minorHAnsi" w:cstheme="minorHAnsi"/>
+          <w:color w:val="auto"/>
+          <w:sz w:val="24"/>
+          <w:szCs w:val="24"/>
+        </w:rPr>
+        <w:t xml:space="preserve"> </w:t>
+      </w:r>
+      <w:r>
+        <w:rPr>
+          <w:rFonts w:asciiTheme="minorHAnsi" w:hAnsiTheme="minorHAnsi" w:cstheme="minorHAnsi"/>
+          <w:color w:val="auto"/>
+          <w:sz w:val="24"/>
+          <w:szCs w:val="24"/>
+        </w:rPr>
+        <w:t xml:space="preserve">el nombre y los apellidos de </w:t>
+      </w:r>
+      <w:r>
+        <w:rPr>
+          <w:rFonts w:asciiTheme="minorHAnsi" w:hAnsiTheme="minorHAnsi" w:cstheme="minorHAnsi"/>
+          <w:color w:val="auto"/>
+          <w:sz w:val="24"/>
+          <w:szCs w:val="24"/>
+        </w:rPr>
+        <w:t xml:space="preserve">el o </w:t>
+      </w:r>
+      <w:r>
+        <w:rPr>
+          <w:rFonts w:asciiTheme="minorHAnsi" w:hAnsiTheme="minorHAnsi" w:cstheme="minorHAnsi"/>
+          <w:color w:val="auto"/>
+          <w:sz w:val="24"/>
+          <w:szCs w:val="24"/>
+        </w:rPr>
+        <w:t>los profesores que dan menos horas</w:t>
+      </w:r>
+      <w:r>
+        <w:rPr>
+          <w:rFonts w:asciiTheme="minorHAnsi" w:hAnsiTheme="minorHAnsi" w:cstheme="minorHAnsi"/>
+          <w:color w:val="auto"/>
+          <w:sz w:val="24"/>
+          <w:szCs w:val="24"/>
+        </w:rPr>
+        <w:t xml:space="preserve"> y cuantas horas </w:t>
+      </w:r>
+      <w:r>
+        <w:rPr>
+          <w:rFonts w:asciiTheme="minorHAnsi" w:hAnsiTheme="minorHAnsi" w:cstheme="minorHAnsi"/>
+          <w:color w:val="auto"/>
+          <w:sz w:val="24"/>
+          <w:szCs w:val="24"/>
+        </w:rPr>
+        <w:t>son</w:t>
+      </w:r>
+      <w:r>
+        <w:rPr>
+          <w:rFonts w:asciiTheme="minorHAnsi" w:hAnsiTheme="minorHAnsi" w:cstheme="minorHAnsi"/>
+          <w:color w:val="auto"/>
+          <w:sz w:val="24"/>
+          <w:szCs w:val="24"/>
+        </w:rPr>
+        <w:t>.</w:t>
+      </w:r>
+      <w:r>
+        <w:rPr>
+          <w:rFonts w:asciiTheme="minorHAnsi" w:hAnsiTheme="minorHAnsi" w:cstheme="minorHAnsi"/>
+          <w:color w:val="auto"/>
+          <w:sz w:val="24"/>
+          <w:szCs w:val="24"/>
+        </w:rPr>
+        <w:t xml:space="preserve"> </w:t>
       </w:r>
       <w:r>
         <w:rPr>
@@ -449,7 +439,7 @@
           <w:sz w:val="24"/>
           <w:szCs w:val="24"/>
         </w:rPr>
-        <w:t>.25</w:t>
+        <w:t>(1</w:t>
       </w:r>
       <w:r>
         <w:rPr>
@@ -460,7 +450,87 @@
           <w:sz w:val="24"/>
           <w:szCs w:val="24"/>
         </w:rPr>
+        <w:t>.25</w:t>
+      </w:r>
+      <w:r>
+        <w:rPr>
+          <w:rFonts w:asciiTheme="minorHAnsi" w:hAnsiTheme="minorHAnsi" w:cstheme="minorHAnsi"/>
+          <w:b/>
+          <w:bCs/>
+          <w:color w:val="auto"/>
+          <w:sz w:val="24"/>
+          <w:szCs w:val="24"/>
+        </w:rPr>
         <w:t xml:space="preserve"> punto)</w:t>
+      </w:r>
+    </w:p>
+    <w:p>
+      <w:pPr>
+        <w:pStyle w:val="Textoindependiente"/>
+        <w:ind w:left="-851" w:right="-568"/>
+        <w:jc w:val="both"/>
+        <w:rPr>
+          <w:rFonts w:asciiTheme="minorHAnsi" w:hAnsiTheme="minorHAnsi" w:cstheme="minorHAnsi"/>
+          <w:b/>
+          <w:bCs/>
+          <w:color w:val="auto"/>
+          <w:sz w:val="24"/>
+          <w:szCs w:val="24"/>
+        </w:rPr>
+      </w:pPr>
+    </w:p>
+    <w:p>
+      <w:pPr>
+        <w:pStyle w:val="Textoindependiente"/>
+        <w:ind w:left="-851" w:right="-568"/>
+        <w:jc w:val="both"/>
+        <w:rPr>
+          <w:rFonts w:asciiTheme="minorHAnsi" w:hAnsiTheme="minorHAnsi" w:cstheme="minorHAnsi"/>
+          <w:sz w:val="24"/>
+          <w:szCs w:val="24"/>
+        </w:rPr>
+      </w:pPr>
+      <w:r>
+        <w:rPr>
+          <w:rFonts w:asciiTheme="minorHAnsi" w:hAnsiTheme="minorHAnsi" w:cstheme="minorHAnsi"/>
+          <w:sz w:val="24"/>
+          <w:szCs w:val="24"/>
+        </w:rPr>
+        <w:drawing>
+          <wp:inline distT="0" distB="0" distL="0" distR="0" wp14:anchorId="7FF21DE6" wp14:editId="0E2DE940">
+            <wp:extent cx="5534108" cy="1201963"/>
+            <wp:effectExtent l="0" t="0" r="0" b="0"/>
+            <wp:docPr id="1181678848" name="Imagen 1"/>
+            <wp:cNvGraphicFramePr>
+              <a:graphicFrameLocks xmlns:a="http://schemas.openxmlformats.org/drawingml/2006/main" noChangeAspect="1"/>
+            </wp:cNvGraphicFramePr>
+            <a:graphic xmlns:a="http://schemas.openxmlformats.org/drawingml/2006/main">
+              <a:graphicData uri="http://schemas.openxmlformats.org/drawingml/2006/picture">
+                <pic:pic xmlns:pic="http://schemas.openxmlformats.org/drawingml/2006/picture">
+                  <pic:nvPicPr>
+                    <pic:cNvPr id="1181678848" name=""/>
+                    <pic:cNvPicPr/>
+                  </pic:nvPicPr>
+                  <pic:blipFill>
+                    <a:blip r:embed="rId7"/>
+                    <a:stretch>
+                      <a:fillRect/>
+                    </a:stretch>
+                  </pic:blipFill>
+                  <pic:spPr>
+                    <a:xfrm>
+                      <a:off x="0" y="0"/>
+                      <a:ext cx="5580894" cy="1212125"/>
+                    </a:xfrm>
+                    <a:prstGeom prst="rect">
+                      <a:avLst/>
+                    </a:prstGeom>
+                  </pic:spPr>
+                </pic:pic>
+              </a:graphicData>
+            </a:graphic>
+          </wp:inline>
+        </w:drawing>
       </w:r>
     </w:p>
     <w:p>
@@ -471,57 +541,48 @@
         <w:jc w:val="both"/>
         <w:rPr>
           <w:rFonts w:asciiTheme="minorHAnsi" w:hAnsiTheme="minorHAnsi" w:cstheme="minorHAnsi"/>
-          <w:color w:val="FF0000"/>
-          <w:sz w:val="24"/>
-          <w:szCs w:val="24"/>
-        </w:rPr>
-      </w:pPr>
-      <w:r>
-        <w:rPr>
-          <w:rFonts w:asciiTheme="minorHAnsi" w:hAnsiTheme="minorHAnsi" w:cstheme="minorHAnsi"/>
-          <w:color w:val="auto"/>
-          <w:sz w:val="24"/>
-          <w:szCs w:val="24"/>
-        </w:rPr>
-        <w:t>2</w:t>
-      </w:r>
-      <w:r>
-        <w:rPr>
-          <w:rFonts w:asciiTheme="minorHAnsi" w:hAnsiTheme="minorHAnsi" w:cstheme="minorHAnsi"/>
-          <w:color w:val="auto"/>
-          <w:sz w:val="24"/>
-          <w:szCs w:val="24"/>
-        </w:rPr>
-        <w:t>.- Obtener la nota mínima, máxima y media en las pruebas A y B obtenidas en todos los cursos agrupadas por sexos</w:t>
-      </w:r>
-      <w:r>
-        <w:rPr>
-          <w:rFonts w:asciiTheme="minorHAnsi" w:hAnsiTheme="minorHAnsi" w:cstheme="minorHAnsi"/>
-          <w:color w:val="auto"/>
-          <w:sz w:val="24"/>
-          <w:szCs w:val="24"/>
-        </w:rPr>
-        <w:t xml:space="preserve"> y ordénalo de menor a mayor media en la prueba A</w:t>
-      </w:r>
-      <w:r>
-        <w:rPr>
-          <w:rFonts w:asciiTheme="minorHAnsi" w:hAnsiTheme="minorHAnsi" w:cstheme="minorHAnsi"/>
-          <w:color w:val="auto"/>
-          <w:sz w:val="24"/>
-          <w:szCs w:val="24"/>
-        </w:rPr>
-        <w:t>.</w:t>
-      </w:r>
-      <w:r>
-        <w:rPr>
-          <w:rFonts w:asciiTheme="minorHAnsi" w:hAnsiTheme="minorHAnsi" w:cstheme="minorHAnsi"/>
           <w:b/>
           <w:bCs/>
           <w:color w:val="auto"/>
           <w:sz w:val="24"/>
           <w:szCs w:val="24"/>
         </w:rPr>
-        <w:t xml:space="preserve"> (</w:t>
+      </w:pPr>
+      <w:r>
+        <w:rPr>
+          <w:rFonts w:asciiTheme="minorHAnsi" w:hAnsiTheme="minorHAnsi" w:cstheme="minorHAnsi"/>
+          <w:color w:val="auto"/>
+          <w:sz w:val="24"/>
+          <w:szCs w:val="24"/>
+        </w:rPr>
+        <w:t>2</w:t>
+      </w:r>
+      <w:r>
+        <w:rPr>
+          <w:rFonts w:asciiTheme="minorHAnsi" w:hAnsiTheme="minorHAnsi" w:cstheme="minorHAnsi"/>
+          <w:color w:val="auto"/>
+          <w:sz w:val="24"/>
+          <w:szCs w:val="24"/>
+        </w:rPr>
+        <w:t>.- Obtener la nota mínima, máxima y media en las pruebas A y B obtenidas en todos los cursos agrupadas por sexos</w:t>
+      </w:r>
+      <w:r>
+        <w:rPr>
+          <w:rFonts w:asciiTheme="minorHAnsi" w:hAnsiTheme="minorHAnsi" w:cstheme="minorHAnsi"/>
+          <w:color w:val="auto"/>
+          <w:sz w:val="24"/>
+          <w:szCs w:val="24"/>
+        </w:rPr>
+        <w:t xml:space="preserve"> y ordénalo de menor a mayor media en la prueba A</w:t>
+      </w:r>
+      <w:r>
+        <w:rPr>
+          <w:rFonts w:asciiTheme="minorHAnsi" w:hAnsiTheme="minorHAnsi" w:cstheme="minorHAnsi"/>
+          <w:color w:val="auto"/>
+          <w:sz w:val="24"/>
+          <w:szCs w:val="24"/>
+        </w:rPr>
+        <w:t>.</w:t>
       </w:r>
       <w:r>
         <w:rPr>
@@ -532,7 +593,7 @@
           <w:sz w:val="24"/>
           <w:szCs w:val="24"/>
         </w:rPr>
-        <w:t>0.5</w:t>
+        <w:t xml:space="preserve"> (</w:t>
       </w:r>
       <w:r>
         <w:rPr>
@@ -543,7 +604,75 @@
           <w:sz w:val="24"/>
           <w:szCs w:val="24"/>
         </w:rPr>
+        <w:t>0.5</w:t>
+      </w:r>
+      <w:r>
+        <w:rPr>
+          <w:rFonts w:asciiTheme="minorHAnsi" w:hAnsiTheme="minorHAnsi" w:cstheme="minorHAnsi"/>
+          <w:b/>
+          <w:bCs/>
+          <w:color w:val="auto"/>
+          <w:sz w:val="24"/>
+          <w:szCs w:val="24"/>
+        </w:rPr>
         <w:t xml:space="preserve"> punto)</w:t>
+      </w:r>
+    </w:p>
+    <w:p>
+      <w:pPr>
+        <w:pStyle w:val="western"/>
+        <w:spacing w:after="0"/>
+        <w:ind w:left="-851" w:right="-568"/>
+        <w:jc w:val="both"/>
+        <w:rPr>
+          <w:rFonts w:asciiTheme="minorHAnsi" w:hAnsiTheme="minorHAnsi" w:cstheme="minorHAnsi"/>
+          <w:color w:val="FF0000"/>
+          <w:sz w:val="24"/>
+          <w:szCs w:val="24"/>
+        </w:rPr>
+      </w:pPr>
+      <w:r>
+        <w:rPr>
+          <w:rFonts w:asciiTheme="minorHAnsi" w:hAnsiTheme="minorHAnsi" w:cstheme="minorHAnsi"/>
+          <w:color w:val="FF0000"/>
+          <w:sz w:val="24"/>
+          <w:szCs w:val="24"/>
+        </w:rPr>
+        <w:drawing>
+          <wp:inline distT="0" distB="0" distL="0" distR="0" wp14:anchorId="3C00EAE6" wp14:editId="3741FFB0">
+            <wp:extent cx="5589767" cy="916290"/>
+            <wp:effectExtent l="0" t="0" r="0" b="0"/>
+            <wp:docPr id="605019116" name="Imagen 1"/>
+            <wp:cNvGraphicFramePr>
+              <a:graphicFrameLocks xmlns:a="http://schemas.openxmlformats.org/drawingml/2006/main" noChangeAspect="1"/>
+            </wp:cNvGraphicFramePr>
+            <a:graphic xmlns:a="http://schemas.openxmlformats.org/drawingml/2006/main">
+              <a:graphicData uri="http://schemas.openxmlformats.org/drawingml/2006/picture">
+                <pic:pic xmlns:pic="http://schemas.openxmlformats.org/drawingml/2006/picture">
+                  <pic:nvPicPr>
+                    <pic:cNvPr id="605019116" name=""/>
+                    <pic:cNvPicPr/>
+                  </pic:nvPicPr>
+                  <pic:blipFill>
+                    <a:blip r:embed="rId8"/>
+                    <a:stretch>
+                      <a:fillRect/>
+                    </a:stretch>
+                  </pic:blipFill>
+                  <pic:spPr>
+                    <a:xfrm>
+                      <a:off x="0" y="0"/>
+                      <a:ext cx="5642529" cy="924939"/>
+                    </a:xfrm>
+                    <a:prstGeom prst="rect">
+                      <a:avLst/>
+                    </a:prstGeom>
+                  </pic:spPr>
+                </pic:pic>
+              </a:graphicData>
+            </a:graphic>
+          </wp:inline>
+        </w:drawing>
       </w:r>
     </w:p>
     <w:p>
@@ -782,12 +911,125 @@
           <w:lang w:eastAsia="es-ES"/>
         </w:rPr>
       </w:pPr>
+      <w:r>
+        <w:rPr>
+          <w:rFonts w:eastAsia="Times New Roman" w:cstheme="minorHAnsi"/>
+          <w:sz w:val="24"/>
+          <w:szCs w:val="24"/>
+          <w:lang w:eastAsia="es-ES"/>
+        </w:rPr>
+        <w:drawing>
+          <wp:inline distT="0" distB="0" distL="0" distR="0" wp14:anchorId="61FEDDBC" wp14:editId="2A200565">
+            <wp:extent cx="4834062" cy="1304014"/>
+            <wp:effectExtent l="0" t="0" r="5080" b="0"/>
+            <wp:docPr id="1130080371" name="Imagen 1"/>
+            <wp:cNvGraphicFramePr>
+              <a:graphicFrameLocks xmlns:a="http://schemas.openxmlformats.org/drawingml/2006/main" noChangeAspect="1"/>
+            </wp:cNvGraphicFramePr>
+            <a:graphic xmlns:a="http://schemas.openxmlformats.org/drawingml/2006/main">
+              <a:graphicData uri="http://schemas.openxmlformats.org/drawingml/2006/picture">
+                <pic:pic xmlns:pic="http://schemas.openxmlformats.org/drawingml/2006/picture">
+                  <pic:nvPicPr>
+                    <pic:cNvPr id="1130080371" name=""/>
+                    <pic:cNvPicPr/>
+                  </pic:nvPicPr>
+                  <pic:blipFill>
+                    <a:blip r:embed="rId9"/>
+                    <a:stretch>
+                      <a:fillRect/>
+                    </a:stretch>
+                  </pic:blipFill>
+                  <pic:spPr>
+                    <a:xfrm>
+                      <a:off x="0" y="0"/>
+                      <a:ext cx="4916333" cy="1326207"/>
+                    </a:xfrm>
+                    <a:prstGeom prst="rect">
+                      <a:avLst/>
+                    </a:prstGeom>
+                  </pic:spPr>
+                </pic:pic>
+              </a:graphicData>
+            </a:graphic>
+          </wp:inline>
+        </w:drawing>
+      </w:r>
     </w:p>
     <w:p>
       <w:pPr>
+        <w:tabs>
+          <w:tab w:val="left" w:pos="916"/>
+          <w:tab w:val="left" w:pos="1832"/>
+          <w:tab w:val="left" w:pos="2748"/>
+          <w:tab w:val="left" w:pos="3664"/>
+          <w:tab w:val="left" w:pos="4580"/>
+          <w:tab w:val="left" w:pos="5496"/>
+          <w:tab w:val="left" w:pos="6412"/>
+          <w:tab w:val="left" w:pos="7328"/>
+          <w:tab w:val="left" w:pos="8244"/>
+          <w:tab w:val="left" w:pos="9160"/>
+          <w:tab w:val="left" w:pos="10076"/>
+          <w:tab w:val="left" w:pos="10992"/>
+          <w:tab w:val="left" w:pos="11908"/>
+          <w:tab w:val="left" w:pos="12824"/>
+          <w:tab w:val="left" w:pos="13740"/>
+          <w:tab w:val="left" w:pos="14656"/>
+        </w:tabs>
+        <w:spacing w:after="0" w:line="240" w:lineRule="auto"/>
+        <w:ind w:right="-568"/>
+        <w:jc w:val="both"/>
+        <w:rPr>
+          <w:rFonts w:eastAsia="Times New Roman" w:cstheme="minorHAnsi"/>
+          <w:sz w:val="24"/>
+          <w:szCs w:val="24"/>
+          <w:lang w:eastAsia="es-ES"/>
+        </w:rPr>
+      </w:pPr>
+    </w:p>
+    <w:p>
+      <w:pPr>
         <w:pStyle w:val="Textoindependiente2"/>
         <w:ind w:left="-851" w:right="-568"/>
         <w:rPr>
+          <w:rFonts w:asciiTheme="minorHAnsi" w:hAnsiTheme="minorHAnsi" w:cstheme="minorHAnsi"/>
+          <w:b/>
+          <w:bCs/>
+          <w:sz w:val="24"/>
+          <w:szCs w:val="24"/>
+        </w:rPr>
+      </w:pPr>
+      <w:r>
+        <w:rPr>
+          <w:rFonts w:asciiTheme="minorHAnsi" w:hAnsiTheme="minorHAnsi" w:cstheme="minorHAnsi"/>
+          <w:sz w:val="24"/>
+          <w:szCs w:val="24"/>
+        </w:rPr>
+        <w:t xml:space="preserve">4.- </w:t>
+      </w:r>
+      <w:r>
+        <w:rPr>
+          <w:rFonts w:asciiTheme="minorHAnsi" w:hAnsiTheme="minorHAnsi" w:cstheme="minorHAnsi"/>
+          <w:sz w:val="24"/>
+          <w:szCs w:val="24"/>
+        </w:rPr>
+        <w:t xml:space="preserve">Queremos hacer un descuento para los alumnos que estén matriculados en más de un curso. Dime quienes son y en cuantos cursos están matriculados. </w:t>
+      </w:r>
+      <w:r>
+        <w:rPr>
+          <w:rFonts w:asciiTheme="minorHAnsi" w:hAnsiTheme="minorHAnsi" w:cstheme="minorHAnsi"/>
+          <w:b/>
+          <w:bCs/>
+          <w:sz w:val="24"/>
+          <w:szCs w:val="24"/>
+        </w:rPr>
+        <w:t>(1 punto)</w:t>
+      </w:r>
+    </w:p>
+    <w:p>
+      <w:pPr>
+        <w:pStyle w:val="Textoindependiente2"/>
+        <w:ind w:left="-851" w:right="-568"/>
+        <w:rPr>
           <w:rFonts w:asciiTheme="minorHAnsi" w:eastAsiaTheme="minorHAnsi" w:hAnsiTheme="minorHAnsi" w:cstheme="minorHAnsi"/>
           <w:color w:val="FF0000"/>
           <w:sz w:val="24"/>
@@ -797,40 +1039,72 @@
       </w:pPr>
       <w:r>
         <w:rPr>
-          <w:rFonts w:asciiTheme="minorHAnsi" w:hAnsiTheme="minorHAnsi" w:cstheme="minorHAnsi"/>
-          <w:sz w:val="24"/>
-          <w:szCs w:val="24"/>
-        </w:rPr>
-        <w:t xml:space="preserve">4.- </w:t>
-      </w:r>
-      <w:r>
-        <w:rPr>
-          <w:rFonts w:asciiTheme="minorHAnsi" w:hAnsiTheme="minorHAnsi" w:cstheme="minorHAnsi"/>
-          <w:sz w:val="24"/>
-          <w:szCs w:val="24"/>
-        </w:rPr>
-        <w:t xml:space="preserve">Queremos hacer un descuento para los alumnos que estén matriculados en más de un curso. Dime quienes son y en cuantos cursos están matriculados. </w:t>
-      </w:r>
-      <w:r>
-        <w:rPr>
-          <w:rFonts w:asciiTheme="minorHAnsi" w:hAnsiTheme="minorHAnsi" w:cstheme="minorHAnsi"/>
-          <w:b/>
-          <w:bCs/>
-          <w:sz w:val="24"/>
-          <w:szCs w:val="24"/>
-        </w:rPr>
-        <w:t>(1 punto)</w:t>
+          <w:rFonts w:asciiTheme="minorHAnsi" w:eastAsiaTheme="minorHAnsi" w:hAnsiTheme="minorHAnsi" w:cstheme="minorHAnsi"/>
+          <w:color w:val="FF0000"/>
+          <w:sz w:val="24"/>
+          <w:szCs w:val="24"/>
+          <w:lang w:eastAsia="en-US"/>
+        </w:rPr>
+        <w:drawing>
+          <wp:inline distT="0" distB="0" distL="0" distR="0" wp14:anchorId="52A30E2A" wp14:editId="5727A986">
+            <wp:extent cx="5400040" cy="1155065"/>
+            <wp:effectExtent l="0" t="0" r="0" b="6985"/>
+            <wp:docPr id="78992089" name="Imagen 1"/>
+            <wp:cNvGraphicFramePr>
+              <a:graphicFrameLocks xmlns:a="http://schemas.openxmlformats.org/drawingml/2006/main" noChangeAspect="1"/>
+            </wp:cNvGraphicFramePr>
+            <a:graphic xmlns:a="http://schemas.openxmlformats.org/drawingml/2006/main">
+              <a:graphicData uri="http://schemas.openxmlformats.org/drawingml/2006/picture">
+                <pic:pic xmlns:pic="http://schemas.openxmlformats.org/drawingml/2006/picture">
+                  <pic:nvPicPr>
+                    <pic:cNvPr id="78992089" name=""/>
+                    <pic:cNvPicPr/>
+                  </pic:nvPicPr>
+                  <pic:blipFill>
+                    <a:blip r:embed="rId10"/>
+                    <a:stretch>
+                      <a:fillRect/>
+                    </a:stretch>
+                  </pic:blipFill>
+                  <pic:spPr>
+                    <a:xfrm>
+                      <a:off x="0" y="0"/>
+                      <a:ext cx="5400040" cy="1155065"/>
+                    </a:xfrm>
+                    <a:prstGeom prst="rect">
+                      <a:avLst/>
+                    </a:prstGeom>
+                  </pic:spPr>
+                </pic:pic>
+              </a:graphicData>
+            </a:graphic>
+          </wp:inline>
+        </w:drawing>
       </w:r>
     </w:p>
     <w:p>
       <w:pPr>
+        <w:pStyle w:val="Textoindependiente2"/>
+        <w:ind w:left="-851" w:right="-568"/>
+        <w:rPr>
+          <w:rFonts w:asciiTheme="minorHAnsi" w:eastAsiaTheme="minorHAnsi" w:hAnsiTheme="minorHAnsi" w:cstheme="minorHAnsi"/>
+          <w:color w:val="FF0000"/>
+          <w:sz w:val="24"/>
+          <w:szCs w:val="24"/>
+          <w:lang w:eastAsia="en-US"/>
+        </w:rPr>
+      </w:pPr>
+    </w:p>
+    <w:p>
+      <w:pPr>
         <w:ind w:left="-851" w:right="-568"/>
         <w:jc w:val="both"/>
         <w:rPr>
-          <w:rFonts w:eastAsia="Times New Roman" w:cstheme="minorHAnsi"/>
-          <w:sz w:val="24"/>
-          <w:szCs w:val="24"/>
-          <w:lang w:eastAsia="es-ES"/>
+          <w:rFonts w:cstheme="minorHAnsi"/>
+          <w:b/>
+          <w:bCs/>
+          <w:sz w:val="24"/>
+          <w:szCs w:val="24"/>
         </w:rPr>
       </w:pPr>
       <w:r>
@@ -890,6 +1164,18 @@
         </w:rPr>
         <w:t>punto)</w:t>
       </w:r>
+    </w:p>
+    <w:p>
+      <w:pPr>
+        <w:ind w:left="-851" w:right="-568"/>
+        <w:jc w:val="both"/>
+        <w:rPr>
+          <w:rFonts w:eastAsia="Times New Roman" w:cstheme="minorHAnsi"/>
+          <w:sz w:val="24"/>
+          <w:szCs w:val="24"/>
+          <w:lang w:eastAsia="es-ES"/>
+        </w:rPr>
+      </w:pPr>
     </w:p>
     <w:p>
       <w:pPr>
@@ -1012,6 +1298,78 @@
           <w:szCs w:val="24"/>
         </w:rPr>
       </w:pPr>
+      <w:r>
+        <w:rPr>
+          <w:rFonts w:asciiTheme="minorHAnsi" w:hAnsiTheme="minorHAnsi" w:cstheme="minorHAnsi"/>
+          <w:sz w:val="24"/>
+          <w:szCs w:val="24"/>
+        </w:rPr>
+        <w:drawing>
+          <wp:inline distT="0" distB="0" distL="0" distR="0" wp14:anchorId="35DE8042" wp14:editId="3F1826D7">
+            <wp:extent cx="5400040" cy="1102995"/>
+            <wp:effectExtent l="0" t="0" r="0" b="1905"/>
+            <wp:docPr id="1525009999" name="Imagen 1"/>
+            <wp:cNvGraphicFramePr>
+              <a:graphicFrameLocks xmlns:a="http://schemas.openxmlformats.org/drawingml/2006/main" noChangeAspect="1"/>
+            </wp:cNvGraphicFramePr>
+            <a:graphic xmlns:a="http://schemas.openxmlformats.org/drawingml/2006/main">
+              <a:graphicData uri="http://schemas.openxmlformats.org/drawingml/2006/picture">
+                <pic:pic xmlns:pic="http://schemas.openxmlformats.org/drawingml/2006/picture">
+                  <pic:nvPicPr>
+                    <pic:cNvPr id="1525009999" name=""/>
+                    <pic:cNvPicPr/>
+                  </pic:nvPicPr>
+                  <pic:blipFill>
+                    <a:blip r:embed="rId11"/>
+                    <a:stretch>
+                      <a:fillRect/>
+                    </a:stretch>
+                  </pic:blipFill>
+                  <pic:spPr>
+                    <a:xfrm>
+                      <a:off x="0" y="0"/>
+                      <a:ext cx="5400040" cy="1102995"/>
+                    </a:xfrm>
+                    <a:prstGeom prst="rect">
+                      <a:avLst/>
+                    </a:prstGeom>
+                  </pic:spPr>
+                </pic:pic>
+              </a:graphicData>
+            </a:graphic>
+          </wp:inline>
+        </w:drawing>
+      </w:r>
+    </w:p>
+    <w:p>
+      <w:pPr>
+        <w:pStyle w:val="Textoindependiente2"/>
+        <w:tabs>
+          <w:tab w:val="left" w:pos="916"/>
+          <w:tab w:val="left" w:pos="1832"/>
+          <w:tab w:val="left" w:pos="2748"/>
+          <w:tab w:val="left" w:pos="3664"/>
+          <w:tab w:val="left" w:pos="4580"/>
+          <w:tab w:val="left" w:pos="5496"/>
+          <w:tab w:val="left" w:pos="6412"/>
+          <w:tab w:val="left" w:pos="7328"/>
+          <w:tab w:val="left" w:pos="8244"/>
+          <w:tab w:val="left" w:pos="9160"/>
+          <w:tab w:val="left" w:pos="10076"/>
+          <w:tab w:val="left" w:pos="10992"/>
+          <w:tab w:val="left" w:pos="11908"/>
+          <w:tab w:val="left" w:pos="12824"/>
+          <w:tab w:val="left" w:pos="13740"/>
+          <w:tab w:val="left" w:pos="14656"/>
+        </w:tabs>
+        <w:spacing w:after="0" w:line="240" w:lineRule="auto"/>
+        <w:ind w:left="-851" w:right="-568"/>
+        <w:rPr>
+          <w:rFonts w:asciiTheme="minorHAnsi" w:hAnsiTheme="minorHAnsi" w:cstheme="minorHAnsi"/>
+          <w:sz w:val="24"/>
+          <w:szCs w:val="24"/>
+        </w:rPr>
+      </w:pPr>
     </w:p>
     <w:p>
       <w:pPr>
@@ -1112,6 +1470,49 @@
           <w:lang w:eastAsia="es-ES"/>
         </w:rPr>
       </w:pPr>
+      <w:r>
+        <w:rPr>
+          <w:rFonts w:eastAsia="Times New Roman" w:cstheme="minorHAnsi"/>
+          <w:sz w:val="24"/>
+          <w:szCs w:val="24"/>
+          <w:lang w:eastAsia="es-ES"/>
+        </w:rPr>
+        <w:drawing>
+          <wp:inline distT="0" distB="0" distL="0" distR="0" wp14:anchorId="624D7569" wp14:editId="287640E7">
+            <wp:extent cx="6079211" cy="1359673"/>
+            <wp:effectExtent l="0" t="0" r="0" b="0"/>
+            <wp:docPr id="1027983295" name="Imagen 1"/>
+            <wp:cNvGraphicFramePr>
+              <a:graphicFrameLocks xmlns:a="http://schemas.openxmlformats.org/drawingml/2006/main" noChangeAspect="1"/>
+            </wp:cNvGraphicFramePr>
+            <a:graphic xmlns:a="http://schemas.openxmlformats.org/drawingml/2006/main">
+              <a:graphicData uri="http://schemas.openxmlformats.org/drawingml/2006/picture">
+                <pic:pic xmlns:pic="http://schemas.openxmlformats.org/drawingml/2006/picture">
+                  <pic:nvPicPr>
+                    <pic:cNvPr id="1027983295" name=""/>
+                    <pic:cNvPicPr/>
+                  </pic:nvPicPr>
+                  <pic:blipFill>
+                    <a:blip r:embed="rId12"/>
+                    <a:stretch>
+                      <a:fillRect/>
+                    </a:stretch>
+                  </pic:blipFill>
+                  <pic:spPr>
+                    <a:xfrm>
+                      <a:off x="0" y="0"/>
+                      <a:ext cx="6083566" cy="1360647"/>
+                    </a:xfrm>
+                    <a:prstGeom prst="rect">
+                      <a:avLst/>
+                    </a:prstGeom>
+                  </pic:spPr>
+                </pic:pic>
+              </a:graphicData>
+            </a:graphic>
+          </wp:inline>
+        </w:drawing>
+      </w:r>
     </w:p>
     <w:p>
       <w:pPr>
@@ -1158,7 +1559,6 @@
           <w:szCs w:val="24"/>
           <w:lang w:eastAsia="es-ES"/>
         </w:rPr>
-        <w:lastRenderedPageBreak/>
         <w:t>8</w:t>
       </w:r>
       <w:r>
@@ -2142,6 +2542,7 @@
           <w:szCs w:val="24"/>
           <w:lang w:eastAsia="es-ES"/>
         </w:rPr>
+        <w:lastRenderedPageBreak/>
         <w:t xml:space="preserve">(0.25 </w:t>
       </w:r>
       <w:proofErr w:type="spellStart"/>
@@ -2323,8 +2724,34 @@
       </w:r>
       <w:proofErr w:type="spellEnd"/>
     </w:p>
+    <w:p>
+      <w:pPr>
+        <w:shd w:val="clear" w:color="auto" w:fill="FFFFFF"/>
+        <w:ind w:right="-568"/>
+        <w:textAlignment w:val="baseline"/>
+        <w:rPr>
+          <w:rFonts w:eastAsia="Times New Roman" w:cstheme="minorHAnsi"/>
+          <w:sz w:val="24"/>
+          <w:szCs w:val="24"/>
+          <w:lang w:eastAsia="es-ES"/>
+        </w:rPr>
+      </w:pPr>
+    </w:p>
+    <w:p>
+      <w:pPr>
+        <w:shd w:val="clear" w:color="auto" w:fill="FFFFFF"/>
+        <w:ind w:right="-568"/>
+        <w:textAlignment w:val="baseline"/>
+        <w:rPr>
+          <w:rFonts w:eastAsia="Times New Roman" w:cstheme="minorHAnsi"/>
+          <w:sz w:val="24"/>
+          <w:szCs w:val="24"/>
+          <w:lang w:eastAsia="es-ES"/>
+        </w:rPr>
+      </w:pPr>
+    </w:p>
     <w:sectPr>
-      <w:headerReference w:type="default" r:id="rId7"/>
+      <w:headerReference w:type="default" r:id="rId13"/>
       <w:pgSz w:w="11906" w:h="16838"/>
       <w:pgMar w:top="1417" w:right="1701" w:bottom="2836" w:left="1701" w:header="708" w:footer="708" w:gutter="0"/>
       <w:cols w:space="708"/>
@@ -2335,7 +2762,7 @@
 </file>
 
 <file path=word/endnotes.xml><?xml version="1.0" encoding="utf-8"?>
-<w:endnotes xmlns:wpc="http://schemas.microsoft.com/office/word/2010/wordprocessingCanvas" xmlns:cx="http://schemas.microsoft.com/office/drawing/2014/chartex" xmlns:cx1="http://schemas.microsoft.com/office/drawing/2015/9/8/chartex" xmlns:mc="http://schemas.openxmlformats.org/markup-compatibility/2006" xmlns:o="urn:schemas-microsoft-com:office:office" xmlns:r="http://schemas.openxmlformats.org/officeDocument/2006/relationships" xmlns:m="http://schemas.openxmlformats.org/officeDocument/2006/math" xmlns:v="urn:schemas-microsoft-com:vml" xmlns:wp14="http://schemas.microsoft.com/office/word/2010/wordprocessingDrawing" xmlns:wp="http://schemas.openxmlformats.org/drawingml/2006/wordprocessingDrawing" xmlns:w10="urn:schemas-microsoft-com:office:word" xmlns:w="http://schemas.openxmlformats.org/wordprocessingml/2006/main" xmlns:w14="http://schemas.microsoft.com/office/word/2010/wordml" xmlns:w15="http://schemas.microsoft.com/office/word/2012/wordml" xmlns:w16se="http://schemas.microsoft.com/office/word/2015/wordml/symex" xmlns:wpg="http://schemas.microsoft.com/office/word/2010/wordprocessingGroup" xmlns:wpi="http://schemas.microsoft.com/office/word/2010/wordprocessingInk" xmlns:wne="http://schemas.microsoft.com/office/word/2006/wordml" xmlns:wps="http://schemas.microsoft.com/office/word/2010/wordprocessingShape" mc:Ignorable="w14 w15 w16se wp14">
+<w:endnotes xmlns:wpc="http://schemas.microsoft.com/office/word/2010/wordprocessingCanvas" xmlns:cx="http://schemas.microsoft.com/office/drawing/2014/chartex" xmlns:cx1="http://schemas.microsoft.com/office/drawing/2015/9/8/chartex" xmlns:cx2="http://schemas.microsoft.com/office/drawing/2015/10/21/chartex" xmlns:cx3="http://schemas.microsoft.com/office/drawing/2016/5/9/chartex" xmlns:cx4="http://schemas.microsoft.com/office/drawing/2016/5/10/chartex" xmlns:cx5="http://schemas.microsoft.com/office/drawing/2016/5/11/chartex" xmlns:cx6="http://schemas.microsoft.com/office/drawing/2016/5/12/chartex" xmlns:cx7="http://schemas.microsoft.com/office/drawing/2016/5/13/chartex" xmlns:cx8="http://schemas.microsoft.com/office/drawing/2016/5/14/chartex" xmlns:mc="http://schemas.openxmlformats.org/markup-compatibility/2006" xmlns:aink="http://schemas.microsoft.com/office/drawing/2016/ink" xmlns:am3d="http://schemas.microsoft.com/office/drawing/2017/model3d" xmlns:o="urn:schemas-microsoft-com:office:office" xmlns:oel="http://schemas.microsoft.com/office/2019/extlst" xmlns:r="http://schemas.openxmlformats.org/officeDocument/2006/relationships" xmlns:m="http://schemas.openxmlformats.org/officeDocument/2006/math" xmlns:v="urn:schemas-microsoft-com:vml" xmlns:wp14="http://schemas.microsoft.com/office/word/2010/wordprocessingDrawing" xmlns:wp="http://schemas.openxmlformats.org/drawingml/2006/wordprocessingDrawing" xmlns:w10="urn:schemas-microsoft-com:office:word" xmlns:w="http://schemas.openxmlformats.org/wordprocessingml/2006/main" xmlns:w14="http://schemas.microsoft.com/office/word/2010/wordml" xmlns:w15="http://schemas.microsoft.com/office/word/2012/wordml" xmlns:w16cex="http://schemas.microsoft.com/office/word/2018/wordml/cex" xmlns:w16cid="http://schemas.microsoft.com/office/word/2016/wordml/cid" xmlns:w16="http://schemas.microsoft.com/office/word/2018/wordml" xmlns:w16sdtdh="http://schemas.microsoft.com/office/word/2020/wordml/sdtdatahash" xmlns:w16se="http://schemas.microsoft.com/office/word/2015/wordml/symex" xmlns:wpg="http://schemas.microsoft.com/office/word/2010/wordprocessingGroup" xmlns:wpi="http://schemas.microsoft.com/office/word/2010/wordprocessingInk" xmlns:wne="http://schemas.microsoft.com/office/word/2006/wordml" xmlns:wps="http://schemas.microsoft.com/office/word/2010/wordprocessingShape" mc:Ignorable="w14 w15 w16se w16cid w16 w16cex w16sdtdh wp14">
   <w:endnote w:type="separator" w:id="-1">
     <w:p>
       <w:pPr>
@@ -2360,7 +2787,7 @@
 </file>
 
 <file path=word/footnotes.xml><?xml version="1.0" encoding="utf-8"?>
-<w:footnotes xmlns:wpc="http://schemas.microsoft.com/office/word/2010/wordprocessingCanvas" xmlns:cx="http://schemas.microsoft.com/office/drawing/2014/chartex" xmlns:cx1="http://schemas.microsoft.com/office/drawing/2015/9/8/chartex" xmlns:mc="http://schemas.openxmlformats.org/markup-compatibility/2006" xmlns:o="urn:schemas-microsoft-com:office:office" xmlns:r="http://schemas.openxmlformats.org/officeDocument/2006/relationships" xmlns:m="http://schemas.openxmlformats.org/officeDocument/2006/math" xmlns:v="urn:schemas-microsoft-com:vml" xmlns:wp14="http://schemas.microsoft.com/office/word/2010/wordprocessingDrawing" xmlns:wp="http://schemas.openxmlformats.org/drawingml/2006/wordprocessingDrawing" xmlns:w10="urn:schemas-microsoft-com:office:word" xmlns:w="http://schemas.openxmlformats.org/wordprocessingml/2006/main" xmlns:w14="http://schemas.microsoft.com/office/word/2010/wordml" xmlns:w15="http://schemas.microsoft.com/office/word/2012/wordml" xmlns:w16se="http://schemas.microsoft.com/office/word/2015/wordml/symex" xmlns:wpg="http://schemas.microsoft.com/office/word/2010/wordprocessingGroup" xmlns:wpi="http://schemas.microsoft.com/office/word/2010/wordprocessingInk" xmlns:wne="http://schemas.microsoft.com/office/word/2006/wordml" xmlns:wps="http://schemas.microsoft.com/office/word/2010/wordprocessingShape" mc:Ignorable="w14 w15 w16se wp14">
+<w:footnotes xmlns:wpc="http://schemas.microsoft.com/office/word/2010/wordprocessingCanvas" xmlns:cx="http://schemas.microsoft.com/office/drawing/2014/chartex" xmlns:cx1="http://schemas.microsoft.com/office/drawing/2015/9/8/chartex" xmlns:cx2="http://schemas.microsoft.com/office/drawing/2015/10/21/chartex" xmlns:cx3="http://schemas.microsoft.com/office/drawing/2016/5/9/chartex" xmlns:cx4="http://schemas.microsoft.com/office/drawing/2016/5/10/chartex" xmlns:cx5="http://schemas.microsoft.com/office/drawing/2016/5/11/chartex" xmlns:cx6="http://schemas.microsoft.com/office/drawing/2016/5/12/chartex" xmlns:cx7="http://schemas.microsoft.com/office/drawing/2016/5/13/chartex" xmlns:cx8="http://schemas.microsoft.com/office/drawing/2016/5/14/chartex" xmlns:mc="http://schemas.openxmlformats.org/markup-compatibility/2006" xmlns:aink="http://schemas.microsoft.com/office/drawing/2016/ink" xmlns:am3d="http://schemas.microsoft.com/office/drawing/2017/model3d" xmlns:o="urn:schemas-microsoft-com:office:office" xmlns:oel="http://schemas.microsoft.com/office/2019/extlst" xmlns:r="http://schemas.openxmlformats.org/officeDocument/2006/relationships" xmlns:m="http://schemas.openxmlformats.org/officeDocument/2006/math" xmlns:v="urn:schemas-microsoft-com:vml" xmlns:wp14="http://schemas.microsoft.com/office/word/2010/wordprocessingDrawing" xmlns:wp="http://schemas.openxmlformats.org/drawingml/2006/wordprocessingDrawing" xmlns:w10="urn:schemas-microsoft-com:office:word" xmlns:w="http://schemas.openxmlformats.org/wordprocessingml/2006/main" xmlns:w14="http://schemas.microsoft.com/office/word/2010/wordml" xmlns:w15="http://schemas.microsoft.com/office/word/2012/wordml" xmlns:w16cex="http://schemas.microsoft.com/office/word/2018/wordml/cex" xmlns:w16cid="http://schemas.microsoft.com/office/word/2016/wordml/cid" xmlns:w16="http://schemas.microsoft.com/office/word/2018/wordml" xmlns:w16sdtdh="http://schemas.microsoft.com/office/word/2020/wordml/sdtdatahash" xmlns:w16se="http://schemas.microsoft.com/office/word/2015/wordml/symex" xmlns:wpg="http://schemas.microsoft.com/office/word/2010/wordprocessingGroup" xmlns:wpi="http://schemas.microsoft.com/office/word/2010/wordprocessingInk" xmlns:wne="http://schemas.microsoft.com/office/word/2006/wordml" xmlns:wps="http://schemas.microsoft.com/office/word/2010/wordprocessingShape" mc:Ignorable="w14 w15 w16se w16cid w16 w16cex w16sdtdh wp14">
   <w:footnote w:type="separator" w:id="-1">
     <w:p>
       <w:pPr>
@@ -2385,7 +2812,7 @@
 </file>
 
 <file path=word/header1.xml><?xml version="1.0" encoding="utf-8"?>
-<w:hdr xmlns:wpc="http://schemas.microsoft.com/office/word/2010/wordprocessingCanvas" xmlns:cx="http://schemas.microsoft.com/office/drawing/2014/chartex" xmlns:cx1="http://schemas.microsoft.com/office/drawing/2015/9/8/chartex" xmlns:mc="http://schemas.openxmlformats.org/markup-compatibility/2006" xmlns:o="urn:schemas-microsoft-com:office:office" xmlns:r="http://schemas.openxmlformats.org/officeDocument/2006/relationships" xmlns:m="http://schemas.openxmlformats.org/officeDocument/2006/math" xmlns:v="urn:schemas-microsoft-com:vml" xmlns:wp14="http://schemas.microsoft.com/office/word/2010/wordprocessingDrawing" xmlns:wp="http://schemas.openxmlformats.org/drawingml/2006/wordprocessingDrawing" xmlns:w10="urn:schemas-microsoft-com:office:word" xmlns:w="http://schemas.openxmlformats.org/wordprocessingml/2006/main" xmlns:w14="http://schemas.microsoft.com/office/word/2010/wordml" xmlns:w15="http://schemas.microsoft.com/office/word/2012/wordml" xmlns:w16se="http://schemas.microsoft.com/office/word/2015/wordml/symex" xmlns:wpg="http://schemas.microsoft.com/office/word/2010/wordprocessingGroup" xmlns:wpi="http://schemas.microsoft.com/office/word/2010/wordprocessingInk" xmlns:wne="http://schemas.microsoft.com/office/word/2006/wordml" xmlns:wps="http://schemas.microsoft.com/office/word/2010/wordprocessingShape" mc:Ignorable="w14 w15 w16se wp14">
+<w:hdr xmlns:wpc="http://schemas.microsoft.com/office/word/2010/wordprocessingCanvas" xmlns:cx="http://schemas.microsoft.com/office/drawing/2014/chartex" xmlns:cx1="http://schemas.microsoft.com/office/drawing/2015/9/8/chartex" xmlns:cx2="http://schemas.microsoft.com/office/drawing/2015/10/21/chartex" xmlns:cx3="http://schemas.microsoft.com/office/drawing/2016/5/9/chartex" xmlns:cx4="http://schemas.microsoft.com/office/drawing/2016/5/10/chartex" xmlns:cx5="http://schemas.microsoft.com/office/drawing/2016/5/11/chartex" xmlns:cx6="http://schemas.microsoft.com/office/drawing/2016/5/12/chartex" xmlns:cx7="http://schemas.microsoft.com/office/drawing/2016/5/13/chartex" xmlns:cx8="http://schemas.microsoft.com/office/drawing/2016/5/14/chartex" xmlns:mc="http://schemas.openxmlformats.org/markup-compatibility/2006" xmlns:aink="http://schemas.microsoft.com/office/drawing/2016/ink" xmlns:am3d="http://schemas.microsoft.com/office/drawing/2017/model3d" xmlns:o="urn:schemas-microsoft-com:office:office" xmlns:oel="http://schemas.microsoft.com/office/2019/extlst" xmlns:r="http://schemas.openxmlformats.org/officeDocument/2006/relationships" xmlns:m="http://schemas.openxmlformats.org/officeDocument/2006/math" xmlns:v="urn:schemas-microsoft-com:vml" xmlns:wp14="http://schemas.microsoft.com/office/word/2010/wordprocessingDrawing" xmlns:wp="http://schemas.openxmlformats.org/drawingml/2006/wordprocessingDrawing" xmlns:w10="urn:schemas-microsoft-com:office:word" xmlns:w="http://schemas.openxmlformats.org/wordprocessingml/2006/main" xmlns:w14="http://schemas.microsoft.com/office/word/2010/wordml" xmlns:w15="http://schemas.microsoft.com/office/word/2012/wordml" xmlns:w16cex="http://schemas.microsoft.com/office/word/2018/wordml/cex" xmlns:w16cid="http://schemas.microsoft.com/office/word/2016/wordml/cid" xmlns:w16="http://schemas.microsoft.com/office/word/2018/wordml" xmlns:w16sdtdh="http://schemas.microsoft.com/office/word/2020/wordml/sdtdatahash" xmlns:w16se="http://schemas.microsoft.com/office/word/2015/wordml/symex" xmlns:wpg="http://schemas.microsoft.com/office/word/2010/wordprocessingGroup" xmlns:wpi="http://schemas.microsoft.com/office/word/2010/wordprocessingInk" xmlns:wne="http://schemas.microsoft.com/office/word/2006/wordml" xmlns:wps="http://schemas.microsoft.com/office/word/2010/wordprocessingShape" mc:Ignorable="w14 w15 w16se w16cid w16 w16cex w16sdtdh wp14">
   <w:tbl>
     <w:tblPr>
       <w:tblW w:w="10111" w:type="dxa"/>
@@ -2957,7 +3384,7 @@
 </file>
 
 <file path=word/numbering.xml><?xml version="1.0" encoding="utf-8"?>
-<w:numbering xmlns:wpc="http://schemas.microsoft.com/office/word/2010/wordprocessingCanvas" xmlns:cx="http://schemas.microsoft.com/office/drawing/2014/chartex" xmlns:cx1="http://schemas.microsoft.com/office/drawing/2015/9/8/chartex" xmlns:mc="http://schemas.openxmlformats.org/markup-compatibility/2006" xmlns:o="urn:schemas-microsoft-com:office:office" xmlns:r="http://schemas.openxmlformats.org/officeDocument/2006/relationships" xmlns:m="http://schemas.openxmlformats.org/officeDocument/2006/math" xmlns:v="urn:schemas-microsoft-com:vml" xmlns:wp14="http://schemas.microsoft.com/office/word/2010/wordprocessingDrawing" xmlns:wp="http://schemas.openxmlformats.org/drawingml/2006/wordprocessingDrawing" xmlns:w10="urn:schemas-microsoft-com:office:word" xmlns:w="http://schemas.openxmlformats.org/wordprocessingml/2006/main" xmlns:w14="http://schemas.microsoft.com/office/word/2010/wordml" xmlns:w15="http://schemas.microsoft.com/office/word/2012/wordml" xmlns:w16se="http://schemas.microsoft.com/office/word/2015/wordml/symex" xmlns:wpg="http://schemas.microsoft.com/office/word/2010/wordprocessingGroup" xmlns:wpi="http://schemas.microsoft.com/office/word/2010/wordprocessingInk" xmlns:wne="http://schemas.microsoft.com/office/word/2006/wordml" xmlns:wps="http://schemas.microsoft.com/office/word/2010/wordprocessingShape" mc:Ignorable="w14 w15 w16se wp14">
+<w:numbering xmlns:wpc="http://schemas.microsoft.com/office/word/2010/wordprocessingCanvas" xmlns:cx="http://schemas.microsoft.com/office/drawing/2014/chartex" xmlns:cx1="http://schemas.microsoft.com/office/drawing/2015/9/8/chartex" xmlns:cx2="http://schemas.microsoft.com/office/drawing/2015/10/21/chartex" xmlns:cx3="http://schemas.microsoft.com/office/drawing/2016/5/9/chartex" xmlns:cx4="http://schemas.microsoft.com/office/drawing/2016/5/10/chartex" xmlns:cx5="http://schemas.microsoft.com/office/drawing/2016/5/11/chartex" xmlns:cx6="http://schemas.microsoft.com/office/drawing/2016/5/12/chartex" xmlns:cx7="http://schemas.microsoft.com/office/drawing/2016/5/13/chartex" xmlns:cx8="http://schemas.microsoft.com/office/drawing/2016/5/14/chartex" xmlns:mc="http://schemas.openxmlformats.org/markup-compatibility/2006" xmlns:aink="http://schemas.microsoft.com/office/drawing/2016/ink" xmlns:am3d="http://schemas.microsoft.com/office/drawing/2017/model3d" xmlns:o="urn:schemas-microsoft-com:office:office" xmlns:oel="http://schemas.microsoft.com/office/2019/extlst" xmlns:r="http://schemas.openxmlformats.org/officeDocument/2006/relationships" xmlns:m="http://schemas.openxmlformats.org/officeDocument/2006/math" xmlns:v="urn:schemas-microsoft-com:vml" xmlns:wp14="http://schemas.microsoft.com/office/word/2010/wordprocessingDrawing" xmlns:wp="http://schemas.openxmlformats.org/drawingml/2006/wordprocessingDrawing" xmlns:w10="urn:schemas-microsoft-com:office:word" xmlns:w="http://schemas.openxmlformats.org/wordprocessingml/2006/main" xmlns:w14="http://schemas.microsoft.com/office/word/2010/wordml" xmlns:w15="http://schemas.microsoft.com/office/word/2012/wordml" xmlns:w16cex="http://schemas.microsoft.com/office/word/2018/wordml/cex" xmlns:w16cid="http://schemas.microsoft.com/office/word/2016/wordml/cid" xmlns:w16="http://schemas.microsoft.com/office/word/2018/wordml" xmlns:w16sdtdh="http://schemas.microsoft.com/office/word/2020/wordml/sdtdatahash" xmlns:w16se="http://schemas.microsoft.com/office/word/2015/wordml/symex" xmlns:wpg="http://schemas.microsoft.com/office/word/2010/wordprocessingGroup" xmlns:wpi="http://schemas.microsoft.com/office/word/2010/wordprocessingInk" xmlns:wne="http://schemas.microsoft.com/office/word/2006/wordml" xmlns:wps="http://schemas.microsoft.com/office/word/2010/wordprocessingShape" mc:Ignorable="w14 w15 w16se w16cid w16 w16cex w16sdtdh wp14">
   <w:abstractNum w:abstractNumId="0" w15:restartNumberingAfterBreak="0">
     <w:nsid w:val="075A263C"/>
     <w:multiLevelType w:val="hybridMultilevel"/>
@@ -3715,35 +4142,35 @@
       </w:rPr>
     </w:lvl>
   </w:abstractNum>
-  <w:num w:numId="1">
+  <w:num w:numId="1" w16cid:durableId="1173686811">
     <w:abstractNumId w:val="5"/>
   </w:num>
-  <w:num w:numId="2">
+  <w:num w:numId="2" w16cid:durableId="1656226025">
     <w:abstractNumId w:val="7"/>
   </w:num>
-  <w:num w:numId="3">
+  <w:num w:numId="3" w16cid:durableId="1172912308">
     <w:abstractNumId w:val="1"/>
   </w:num>
-  <w:num w:numId="4">
+  <w:num w:numId="4" w16cid:durableId="1570380460">
     <w:abstractNumId w:val="3"/>
   </w:num>
-  <w:num w:numId="5">
+  <w:num w:numId="5" w16cid:durableId="1464499545">
     <w:abstractNumId w:val="4"/>
   </w:num>
-  <w:num w:numId="6">
+  <w:num w:numId="6" w16cid:durableId="1424572577">
     <w:abstractNumId w:val="6"/>
   </w:num>
-  <w:num w:numId="7">
+  <w:num w:numId="7" w16cid:durableId="306932219">
     <w:abstractNumId w:val="2"/>
   </w:num>
-  <w:num w:numId="8">
+  <w:num w:numId="8" w16cid:durableId="1421096820">
     <w:abstractNumId w:val="0"/>
   </w:num>
 </w:numbering>
 </file>
 
 <file path=word/styles.xml><?xml version="1.0" encoding="utf-8"?>
-<w:styles xmlns:mc="http://schemas.openxmlformats.org/markup-compatibility/2006" xmlns:r="http://schemas.openxmlformats.org/officeDocument/2006/relationships" xmlns:w="http://schemas.openxmlformats.org/wordprocessingml/2006/main" xmlns:w14="http://schemas.microsoft.com/office/word/2010/wordml" xmlns:w15="http://schemas.microsoft.com/office/word/2012/wordml" xmlns:w16se="http://schemas.microsoft.com/office/word/2015/wordml/symex" mc:Ignorable="w14 w15 w16se">
+<w:styles xmlns:mc="http://schemas.openxmlformats.org/markup-compatibility/2006" xmlns:r="http://schemas.openxmlformats.org/officeDocument/2006/relationships" xmlns:w="http://schemas.openxmlformats.org/wordprocessingml/2006/main" xmlns:w14="http://schemas.microsoft.com/office/word/2010/wordml" xmlns:w15="http://schemas.microsoft.com/office/word/2012/wordml" xmlns:w16cex="http://schemas.microsoft.com/office/word/2018/wordml/cex" xmlns:w16cid="http://schemas.microsoft.com/office/word/2016/wordml/cid" xmlns:w16="http://schemas.microsoft.com/office/word/2018/wordml" xmlns:w16sdtdh="http://schemas.microsoft.com/office/word/2020/wordml/sdtdatahash" xmlns:w16se="http://schemas.microsoft.com/office/word/2015/wordml/symex" mc:Ignorable="w14 w15 w16se w16cid w16 w16cex w16sdtdh">
   <w:docDefaults>
     <w:rPrDefault>
       <w:rPr>
@@ -3759,7 +4186,7 @@
       </w:pPr>
     </w:pPrDefault>
   </w:docDefaults>
-  <w:latentStyles w:defLockedState="0" w:defUIPriority="99" w:defSemiHidden="0" w:defUnhideWhenUsed="0" w:defQFormat="0" w:count="371">
+  <w:latentStyles w:defLockedState="0" w:defUIPriority="99" w:defSemiHidden="0" w:defUnhideWhenUsed="0" w:defQFormat="0" w:count="376">
     <w:lsdException w:name="Normal" w:uiPriority="0" w:qFormat="1"/>
     <w:lsdException w:name="heading 1" w:uiPriority="9" w:qFormat="1"/>
     <w:lsdException w:name="heading 2" w:semiHidden="1" w:uiPriority="9" w:unhideWhenUsed="1" w:qFormat="1"/>
@@ -4131,6 +4558,11 @@
     <w:lsdException w:name="List Table 5 Dark Accent 6" w:uiPriority="50"/>
     <w:lsdException w:name="List Table 6 Colorful Accent 6" w:uiPriority="51"/>
     <w:lsdException w:name="List Table 7 Colorful Accent 6" w:uiPriority="52"/>
+    <w:lsdException w:name="Mention" w:semiHidden="1" w:unhideWhenUsed="1"/>
+    <w:lsdException w:name="Smart Hyperlink" w:semiHidden="1" w:unhideWhenUsed="1"/>
+    <w:lsdException w:name="Hashtag" w:semiHidden="1" w:unhideWhenUsed="1"/>
+    <w:lsdException w:name="Unresolved Mention" w:semiHidden="1" w:unhideWhenUsed="1"/>
+    <w:lsdException w:name="Smart Link" w:semiHidden="1" w:unhideWhenUsed="1"/>
   </w:latentStyles>
   <w:style w:type="paragraph" w:default="1" w:styleId="Normal">
     <w:name w:val="Normal"/>

--- a/Base de datos/UD09 - Combinación de tablas y unión de consultas/Ensayo Examen/práctica para examen.docx
+++ b/Base de datos/UD09 - Combinación de tablas y unión de consultas/Ensayo Examen/práctica para examen.docx
@@ -345,19 +345,8 @@
           <w:sz w:val="24"/>
           <w:szCs w:val="24"/>
         </w:rPr>
-        <w:t xml:space="preserve"> llamada </w:t>
-      </w:r>
-      <w:proofErr w:type="spellStart"/>
-      <w:r>
-        <w:rPr>
-          <w:rFonts w:asciiTheme="minorHAnsi" w:hAnsiTheme="minorHAnsi" w:cstheme="minorHAnsi"/>
-          <w:color w:val="auto"/>
-          <w:sz w:val="24"/>
-          <w:szCs w:val="24"/>
-        </w:rPr>
-        <w:t>Nombre_Completo</w:t>
-      </w:r>
-      <w:proofErr w:type="spellEnd"/>
+        <w:t xml:space="preserve"> llamada Nombre_Completo</w:t>
+      </w:r>
       <w:r>
         <w:rPr>
           <w:rFonts w:asciiTheme="minorHAnsi" w:hAnsiTheme="minorHAnsi" w:cstheme="minorHAnsi"/>
@@ -493,6 +482,7 @@
       <w:r>
         <w:rPr>
           <w:rFonts w:asciiTheme="minorHAnsi" w:hAnsiTheme="minorHAnsi" w:cstheme="minorHAnsi"/>
+          <w:noProof/>
           <w:sz w:val="24"/>
           <w:szCs w:val="24"/>
         </w:rPr>
@@ -634,6 +624,7 @@
       <w:r>
         <w:rPr>
           <w:rFonts w:asciiTheme="minorHAnsi" w:hAnsiTheme="minorHAnsi" w:cstheme="minorHAnsi"/>
+          <w:noProof/>
           <w:color w:val="FF0000"/>
           <w:sz w:val="24"/>
           <w:szCs w:val="24"/>
@@ -914,6 +905,7 @@
       <w:r>
         <w:rPr>
           <w:rFonts w:eastAsia="Times New Roman" w:cstheme="minorHAnsi"/>
+          <w:noProof/>
           <w:sz w:val="24"/>
           <w:szCs w:val="24"/>
           <w:lang w:eastAsia="es-ES"/>
@@ -1040,6 +1032,7 @@
       <w:r>
         <w:rPr>
           <w:rFonts w:asciiTheme="minorHAnsi" w:eastAsiaTheme="minorHAnsi" w:hAnsiTheme="minorHAnsi" w:cstheme="minorHAnsi"/>
+          <w:noProof/>
           <w:color w:val="FF0000"/>
           <w:sz w:val="24"/>
           <w:szCs w:val="24"/>
@@ -1305,10 +1298,10 @@
           <w:szCs w:val="24"/>
         </w:rPr>
         <w:drawing>
-          <wp:inline distT="0" distB="0" distL="0" distR="0" wp14:anchorId="35DE8042" wp14:editId="3F1826D7">
-            <wp:extent cx="5400040" cy="1102995"/>
-            <wp:effectExtent l="0" t="0" r="0" b="1905"/>
-            <wp:docPr id="1525009999" name="Imagen 1"/>
+          <wp:inline distT="0" distB="0" distL="0" distR="0" wp14:anchorId="27B00D17" wp14:editId="29BC0FFC">
+            <wp:extent cx="5943156" cy="1037816"/>
+            <wp:effectExtent l="0" t="0" r="635" b="0"/>
+            <wp:docPr id="1024262923" name="Imagen 1"/>
             <wp:cNvGraphicFramePr>
               <a:graphicFrameLocks xmlns:a="http://schemas.openxmlformats.org/drawingml/2006/main" noChangeAspect="1"/>
             </wp:cNvGraphicFramePr>
@@ -1316,7 +1309,7 @@
               <a:graphicData uri="http://schemas.openxmlformats.org/drawingml/2006/picture">
                 <pic:pic xmlns:pic="http://schemas.openxmlformats.org/drawingml/2006/picture">
                   <pic:nvPicPr>
-                    <pic:cNvPr id="1525009999" name=""/>
+                    <pic:cNvPr id="1024262923" name=""/>
                     <pic:cNvPicPr/>
                   </pic:nvPicPr>
                   <pic:blipFill>
@@ -1328,7 +1321,7 @@
                   <pic:spPr>
                     <a:xfrm>
                       <a:off x="0" y="0"/>
-                      <a:ext cx="5400040" cy="1102995"/>
+                      <a:ext cx="5954778" cy="1039845"/>
                     </a:xfrm>
                     <a:prstGeom prst="rect">
                       <a:avLst/>
@@ -1478,10 +1471,10 @@
           <w:lang w:eastAsia="es-ES"/>
         </w:rPr>
         <w:drawing>
-          <wp:inline distT="0" distB="0" distL="0" distR="0" wp14:anchorId="624D7569" wp14:editId="287640E7">
-            <wp:extent cx="6079211" cy="1359673"/>
-            <wp:effectExtent l="0" t="0" r="0" b="0"/>
-            <wp:docPr id="1027983295" name="Imagen 1"/>
+          <wp:inline distT="0" distB="0" distL="0" distR="0" wp14:anchorId="4BFBEF0A" wp14:editId="07B6C94C">
+            <wp:extent cx="6590453" cy="987328"/>
+            <wp:effectExtent l="0" t="0" r="1270" b="3810"/>
+            <wp:docPr id="656507115" name="Imagen 1"/>
             <wp:cNvGraphicFramePr>
               <a:graphicFrameLocks xmlns:a="http://schemas.openxmlformats.org/drawingml/2006/main" noChangeAspect="1"/>
             </wp:cNvGraphicFramePr>
@@ -1489,7 +1482,7 @@
               <a:graphicData uri="http://schemas.openxmlformats.org/drawingml/2006/picture">
                 <pic:pic xmlns:pic="http://schemas.openxmlformats.org/drawingml/2006/picture">
                   <pic:nvPicPr>
-                    <pic:cNvPr id="1027983295" name=""/>
+                    <pic:cNvPr id="656507115" name=""/>
                     <pic:cNvPicPr/>
                   </pic:nvPicPr>
                   <pic:blipFill>
@@ -1501,7 +1494,7 @@
                   <pic:spPr>
                     <a:xfrm>
                       <a:off x="0" y="0"/>
-                      <a:ext cx="6083566" cy="1360647"/>
+                      <a:ext cx="6612272" cy="990597"/>
                     </a:xfrm>
                     <a:prstGeom prst="rect">
                       <a:avLst/>
@@ -1559,6 +1552,7 @@
           <w:szCs w:val="24"/>
           <w:lang w:eastAsia="es-ES"/>
         </w:rPr>
+        <w:lastRenderedPageBreak/>
         <w:t>8</w:t>
       </w:r>
       <w:r>
@@ -1629,29 +1623,7 @@
           <w:szCs w:val="24"/>
           <w:lang w:eastAsia="es-ES"/>
         </w:rPr>
-        <w:t xml:space="preserve">(0.5 </w:t>
-      </w:r>
-      <w:proofErr w:type="spellStart"/>
-      <w:r>
-        <w:rPr>
-          <w:rFonts w:eastAsia="Times New Roman" w:cstheme="minorHAnsi"/>
-          <w:b/>
-          <w:sz w:val="24"/>
-          <w:szCs w:val="24"/>
-          <w:lang w:eastAsia="es-ES"/>
-        </w:rPr>
-        <w:t>ptos</w:t>
-      </w:r>
-      <w:proofErr w:type="spellEnd"/>
-      <w:r>
-        <w:rPr>
-          <w:rFonts w:eastAsia="Times New Roman" w:cstheme="minorHAnsi"/>
-          <w:b/>
-          <w:sz w:val="24"/>
-          <w:szCs w:val="24"/>
-          <w:lang w:eastAsia="es-ES"/>
-        </w:rPr>
-        <w:t xml:space="preserve">) </w:t>
+        <w:t xml:space="preserve">(0.5 ptos) </w:t>
       </w:r>
       <w:r>
         <w:rPr>
@@ -2042,29 +2014,7 @@
           <w:szCs w:val="24"/>
           <w:lang w:eastAsia="es-ES"/>
         </w:rPr>
-        <w:t xml:space="preserve">(0.25 </w:t>
-      </w:r>
-      <w:proofErr w:type="spellStart"/>
-      <w:r>
-        <w:rPr>
-          <w:rFonts w:eastAsia="Times New Roman" w:cstheme="minorHAnsi"/>
-          <w:b/>
-          <w:sz w:val="24"/>
-          <w:szCs w:val="24"/>
-          <w:lang w:eastAsia="es-ES"/>
-        </w:rPr>
-        <w:t>ptos</w:t>
-      </w:r>
-      <w:proofErr w:type="spellEnd"/>
-      <w:r>
-        <w:rPr>
-          <w:rFonts w:eastAsia="Times New Roman" w:cstheme="minorHAnsi"/>
-          <w:b/>
-          <w:sz w:val="24"/>
-          <w:szCs w:val="24"/>
-          <w:lang w:eastAsia="es-ES"/>
-        </w:rPr>
-        <w:t>)</w:t>
+        <w:t>(0.25 ptos)</w:t>
       </w:r>
       <w:r>
         <w:rPr>
@@ -2120,29 +2070,7 @@
           <w:szCs w:val="24"/>
           <w:lang w:eastAsia="es-ES"/>
         </w:rPr>
-        <w:t xml:space="preserve">(0.25 </w:t>
-      </w:r>
-      <w:proofErr w:type="spellStart"/>
-      <w:r>
-        <w:rPr>
-          <w:rFonts w:eastAsia="Times New Roman" w:cstheme="minorHAnsi"/>
-          <w:b/>
-          <w:sz w:val="24"/>
-          <w:szCs w:val="24"/>
-          <w:lang w:eastAsia="es-ES"/>
-        </w:rPr>
-        <w:t>ptos</w:t>
-      </w:r>
-      <w:proofErr w:type="spellEnd"/>
-      <w:r>
-        <w:rPr>
-          <w:rFonts w:eastAsia="Times New Roman" w:cstheme="minorHAnsi"/>
-          <w:b/>
-          <w:sz w:val="24"/>
-          <w:szCs w:val="24"/>
-          <w:lang w:eastAsia="es-ES"/>
-        </w:rPr>
-        <w:t>)</w:t>
+        <w:t>(0.25 ptos)</w:t>
       </w:r>
       <w:r>
         <w:rPr>
@@ -2221,29 +2149,7 @@
           <w:szCs w:val="24"/>
           <w:lang w:eastAsia="es-ES"/>
         </w:rPr>
-        <w:t xml:space="preserve">(0.25 </w:t>
-      </w:r>
-      <w:proofErr w:type="spellStart"/>
-      <w:r>
-        <w:rPr>
-          <w:rFonts w:eastAsia="Times New Roman" w:cstheme="minorHAnsi"/>
-          <w:b/>
-          <w:sz w:val="24"/>
-          <w:szCs w:val="24"/>
-          <w:lang w:eastAsia="es-ES"/>
-        </w:rPr>
-        <w:t>ptos</w:t>
-      </w:r>
-      <w:proofErr w:type="spellEnd"/>
-      <w:r>
-        <w:rPr>
-          <w:rFonts w:eastAsia="Times New Roman" w:cstheme="minorHAnsi"/>
-          <w:b/>
-          <w:sz w:val="24"/>
-          <w:szCs w:val="24"/>
-          <w:lang w:eastAsia="es-ES"/>
-        </w:rPr>
-        <w:t>)</w:t>
+        <w:t>(0.25 ptos)</w:t>
       </w:r>
       <w:r>
         <w:rPr>
@@ -2281,36 +2187,16 @@
           <w:szCs w:val="24"/>
           <w:lang w:eastAsia="es-ES"/>
         </w:rPr>
-        <w:t xml:space="preserve"> </w:t>
-      </w:r>
-      <w:proofErr w:type="gramStart"/>
-      <w:r>
-        <w:rPr>
-          <w:rFonts w:eastAsia="Times New Roman" w:cstheme="minorHAnsi"/>
-          <w:sz w:val="24"/>
-          <w:szCs w:val="24"/>
-          <w:lang w:eastAsia="es-ES"/>
-        </w:rPr>
-        <w:t xml:space="preserve">con </w:t>
-      </w:r>
-      <w:r>
-        <w:rPr>
-          <w:rFonts w:eastAsia="Times New Roman" w:cstheme="minorHAnsi"/>
-          <w:sz w:val="24"/>
-          <w:szCs w:val="24"/>
-          <w:lang w:eastAsia="es-ES"/>
-        </w:rPr>
-        <w:t xml:space="preserve"> contraseña</w:t>
-      </w:r>
-      <w:proofErr w:type="gramEnd"/>
-      <w:r>
-        <w:rPr>
-          <w:rFonts w:eastAsia="Times New Roman" w:cstheme="minorHAnsi"/>
-          <w:sz w:val="24"/>
-          <w:szCs w:val="24"/>
-          <w:lang w:eastAsia="es-ES"/>
-        </w:rPr>
-        <w:t xml:space="preserve"> </w:t>
+        <w:t xml:space="preserve"> con </w:t>
+      </w:r>
+      <w:r>
+        <w:rPr>
+          <w:rFonts w:eastAsia="Times New Roman" w:cstheme="minorHAnsi"/>
+          <w:sz w:val="24"/>
+          <w:szCs w:val="24"/>
+          <w:lang w:eastAsia="es-ES"/>
+        </w:rPr>
+        <w:t xml:space="preserve"> contraseña </w:t>
       </w:r>
       <w:r>
         <w:rPr>
@@ -2386,29 +2272,7 @@
           <w:szCs w:val="24"/>
           <w:lang w:eastAsia="es-ES"/>
         </w:rPr>
-        <w:t xml:space="preserve">(0.25 </w:t>
-      </w:r>
-      <w:proofErr w:type="spellStart"/>
-      <w:r>
-        <w:rPr>
-          <w:rFonts w:eastAsia="Times New Roman" w:cstheme="minorHAnsi"/>
-          <w:b/>
-          <w:sz w:val="24"/>
-          <w:szCs w:val="24"/>
-          <w:lang w:eastAsia="es-ES"/>
-        </w:rPr>
-        <w:t>ptos</w:t>
-      </w:r>
-      <w:proofErr w:type="spellEnd"/>
-      <w:r>
-        <w:rPr>
-          <w:rFonts w:eastAsia="Times New Roman" w:cstheme="minorHAnsi"/>
-          <w:b/>
-          <w:sz w:val="24"/>
-          <w:szCs w:val="24"/>
-          <w:lang w:eastAsia="es-ES"/>
-        </w:rPr>
-        <w:t>)</w:t>
+        <w:t>(0.25 ptos)</w:t>
       </w:r>
       <w:r>
         <w:rPr>
@@ -2454,29 +2318,7 @@
           <w:szCs w:val="24"/>
           <w:lang w:eastAsia="es-ES"/>
         </w:rPr>
-        <w:t xml:space="preserve">(0.25 </w:t>
-      </w:r>
-      <w:proofErr w:type="spellStart"/>
-      <w:r>
-        <w:rPr>
-          <w:rFonts w:eastAsia="Times New Roman" w:cstheme="minorHAnsi"/>
-          <w:b/>
-          <w:sz w:val="24"/>
-          <w:szCs w:val="24"/>
-          <w:lang w:eastAsia="es-ES"/>
-        </w:rPr>
-        <w:t>ptos</w:t>
-      </w:r>
-      <w:proofErr w:type="spellEnd"/>
-      <w:r>
-        <w:rPr>
-          <w:rFonts w:eastAsia="Times New Roman" w:cstheme="minorHAnsi"/>
-          <w:b/>
-          <w:sz w:val="24"/>
-          <w:szCs w:val="24"/>
-          <w:lang w:eastAsia="es-ES"/>
-        </w:rPr>
-        <w:t>)</w:t>
+        <w:t>(0.25 ptos)</w:t>
       </w:r>
       <w:r>
         <w:rPr>
@@ -2494,27 +2336,7 @@
           <w:szCs w:val="24"/>
           <w:lang w:eastAsia="es-ES"/>
         </w:rPr>
-        <w:t xml:space="preserve">Crea una nueva tabla llamada ClientesEnero23 que contenga el número de cliente y la cantidad de pedidos que han hecho en </w:t>
-      </w:r>
-      <w:proofErr w:type="gramStart"/>
-      <w:r>
-        <w:rPr>
-          <w:rFonts w:eastAsia="Times New Roman" w:cstheme="minorHAnsi"/>
-          <w:sz w:val="24"/>
-          <w:szCs w:val="24"/>
-          <w:lang w:eastAsia="es-ES"/>
-        </w:rPr>
-        <w:t>Enero</w:t>
-      </w:r>
-      <w:proofErr w:type="gramEnd"/>
-      <w:r>
-        <w:rPr>
-          <w:rFonts w:eastAsia="Times New Roman" w:cstheme="minorHAnsi"/>
-          <w:sz w:val="24"/>
-          <w:szCs w:val="24"/>
-          <w:lang w:eastAsia="es-ES"/>
-        </w:rPr>
-        <w:t xml:space="preserve"> de 2023.</w:t>
+        <w:t>Crea una nueva tabla llamada ClientesEnero23 que contenga el número de cliente y la cantidad de pedidos que han hecho en Enero de 2023.</w:t>
       </w:r>
     </w:p>
     <w:p>
@@ -2542,30 +2364,7 @@
           <w:szCs w:val="24"/>
           <w:lang w:eastAsia="es-ES"/>
         </w:rPr>
-        <w:lastRenderedPageBreak/>
-        <w:t xml:space="preserve">(0.25 </w:t>
-      </w:r>
-      <w:proofErr w:type="spellStart"/>
-      <w:r>
-        <w:rPr>
-          <w:rFonts w:eastAsia="Times New Roman" w:cstheme="minorHAnsi"/>
-          <w:b/>
-          <w:sz w:val="24"/>
-          <w:szCs w:val="24"/>
-          <w:lang w:eastAsia="es-ES"/>
-        </w:rPr>
-        <w:t>ptos</w:t>
-      </w:r>
-      <w:proofErr w:type="spellEnd"/>
-      <w:r>
-        <w:rPr>
-          <w:rFonts w:eastAsia="Times New Roman" w:cstheme="minorHAnsi"/>
-          <w:b/>
-          <w:sz w:val="24"/>
-          <w:szCs w:val="24"/>
-          <w:lang w:eastAsia="es-ES"/>
-        </w:rPr>
-        <w:t>)</w:t>
+        <w:t>(0.25 ptos)</w:t>
       </w:r>
       <w:r>
         <w:rPr>
@@ -2592,27 +2391,7 @@
           <w:szCs w:val="24"/>
           <w:lang w:eastAsia="es-ES"/>
         </w:rPr>
-        <w:t xml:space="preserve"> Si no puedes </w:t>
-      </w:r>
-      <w:proofErr w:type="spellStart"/>
-      <w:r>
-        <w:rPr>
-          <w:rFonts w:eastAsia="Times New Roman" w:cstheme="minorHAnsi"/>
-          <w:sz w:val="24"/>
-          <w:szCs w:val="24"/>
-          <w:lang w:eastAsia="es-ES"/>
-        </w:rPr>
-        <w:t>explica</w:t>
-      </w:r>
-      <w:proofErr w:type="spellEnd"/>
-      <w:r>
-        <w:rPr>
-          <w:rFonts w:eastAsia="Times New Roman" w:cstheme="minorHAnsi"/>
-          <w:sz w:val="24"/>
-          <w:szCs w:val="24"/>
-          <w:lang w:eastAsia="es-ES"/>
-        </w:rPr>
-        <w:t xml:space="preserve"> el porqué.</w:t>
+        <w:t xml:space="preserve"> Si no puedes explica el porqué.</w:t>
       </w:r>
     </w:p>
     <w:p>
@@ -2640,9 +2419,35 @@
           <w:szCs w:val="24"/>
           <w:lang w:eastAsia="es-ES"/>
         </w:rPr>
-        <w:t xml:space="preserve">(0.25 </w:t>
-      </w:r>
-      <w:proofErr w:type="spellStart"/>
+        <w:t>(0.25 ptos)</w:t>
+      </w:r>
+      <w:r>
+        <w:rPr>
+          <w:rFonts w:eastAsia="Times New Roman" w:cstheme="minorHAnsi"/>
+          <w:sz w:val="24"/>
+          <w:szCs w:val="24"/>
+          <w:lang w:eastAsia="es-ES"/>
+        </w:rPr>
+        <w:t xml:space="preserve"> </w:t>
+      </w:r>
+      <w:r>
+        <w:rPr>
+          <w:rFonts w:eastAsia="Times New Roman" w:cstheme="minorHAnsi"/>
+          <w:sz w:val="24"/>
+          <w:szCs w:val="24"/>
+          <w:lang w:eastAsia="es-ES"/>
+        </w:rPr>
+        <w:t>Cuando termines el ejercicio haz una copia de segur</w:t>
+      </w:r>
+      <w:r>
+        <w:rPr>
+          <w:rFonts w:eastAsia="Times New Roman" w:cstheme="minorHAnsi"/>
+          <w:sz w:val="24"/>
+          <w:szCs w:val="24"/>
+          <w:lang w:eastAsia="es-ES"/>
+        </w:rPr>
+        <w:t xml:space="preserve">idad de la base de datos llámala </w:t>
+      </w:r>
       <w:r>
         <w:rPr>
           <w:rFonts w:eastAsia="Times New Roman" w:cstheme="minorHAnsi"/>
@@ -2651,78 +2456,17 @@
           <w:szCs w:val="24"/>
           <w:lang w:eastAsia="es-ES"/>
         </w:rPr>
-        <w:t>ptos</w:t>
-      </w:r>
-      <w:proofErr w:type="spellEnd"/>
-      <w:r>
-        <w:rPr>
-          <w:rFonts w:eastAsia="Times New Roman" w:cstheme="minorHAnsi"/>
-          <w:b/>
-          <w:sz w:val="24"/>
-          <w:szCs w:val="24"/>
-          <w:lang w:eastAsia="es-ES"/>
-        </w:rPr>
-        <w:t>)</w:t>
-      </w:r>
-      <w:r>
-        <w:rPr>
-          <w:rFonts w:eastAsia="Times New Roman" w:cstheme="minorHAnsi"/>
-          <w:sz w:val="24"/>
-          <w:szCs w:val="24"/>
-          <w:lang w:eastAsia="es-ES"/>
-        </w:rPr>
-        <w:t xml:space="preserve"> </w:t>
-      </w:r>
-      <w:r>
-        <w:rPr>
-          <w:rFonts w:eastAsia="Times New Roman" w:cstheme="minorHAnsi"/>
-          <w:sz w:val="24"/>
-          <w:szCs w:val="24"/>
-          <w:lang w:eastAsia="es-ES"/>
-        </w:rPr>
-        <w:t>Cuando termines el ejercicio haz una copia de segur</w:t>
-      </w:r>
-      <w:r>
-        <w:rPr>
-          <w:rFonts w:eastAsia="Times New Roman" w:cstheme="minorHAnsi"/>
-          <w:sz w:val="24"/>
-          <w:szCs w:val="24"/>
-          <w:lang w:eastAsia="es-ES"/>
-        </w:rPr>
-        <w:t xml:space="preserve">idad de la base de datos llámala </w:t>
-      </w:r>
-      <w:proofErr w:type="spellStart"/>
-      <w:r>
-        <w:rPr>
-          <w:rFonts w:eastAsia="Times New Roman" w:cstheme="minorHAnsi"/>
-          <w:b/>
-          <w:sz w:val="24"/>
-          <w:szCs w:val="24"/>
-          <w:lang w:eastAsia="es-ES"/>
-        </w:rPr>
         <w:t>EmpresaTuNombre</w:t>
       </w:r>
-      <w:proofErr w:type="spellEnd"/>
-      <w:r>
-        <w:rPr>
-          <w:rFonts w:eastAsia="Times New Roman" w:cstheme="minorHAnsi"/>
-          <w:sz w:val="24"/>
-          <w:szCs w:val="24"/>
-          <w:lang w:eastAsia="es-ES"/>
-        </w:rPr>
-        <w:t xml:space="preserve"> y súbela a Moodle/Google </w:t>
-      </w:r>
-      <w:proofErr w:type="spellStart"/>
-      <w:r>
-        <w:rPr>
-          <w:rFonts w:eastAsia="Times New Roman" w:cstheme="minorHAnsi"/>
-          <w:sz w:val="24"/>
-          <w:szCs w:val="24"/>
-          <w:lang w:eastAsia="es-ES"/>
-        </w:rPr>
-        <w:t>Classroom</w:t>
-      </w:r>
-      <w:proofErr w:type="spellEnd"/>
+      <w:r>
+        <w:rPr>
+          <w:rFonts w:eastAsia="Times New Roman" w:cstheme="minorHAnsi"/>
+          <w:sz w:val="24"/>
+          <w:szCs w:val="24"/>
+          <w:lang w:eastAsia="es-ES"/>
+        </w:rPr>
+        <w:t xml:space="preserve"> y súbela a Moodle/Google Classroom</w:t>
+      </w:r>
     </w:p>
     <w:p>
       <w:pPr>
